--- a/Doc/Patent/redakciya_2026-08-09/Заявка_СПОСОБ_3FFT_ред_2026-08-09.docx
+++ b/Doc/Patent/redakciya_2026-08-09/Заявка_СПОСОБ_3FFT_ред_2026-08-09.docx
@@ -181,6 +181,22 @@
         <w:jc w:val="both"/>
       </w:pPr>
       <w:r>
+        <w:t>Известен способ распределённой обработки радиолокационного сигнала в каскадной радиолокационной системе /11/, в котором каждая приёмная микросхема вычисляет дальностное преобразование Фурье по своим приёмным каналам, а угловые преобразования Фурье выполняет отдельный центральный процессор по совокупности переданных ему результатов; в описании способа предусмотрено также частичное обнаружение объектов на приёмных микросхемах с передачей центральному процессору лишь результатов обнаружения. Угловое преобразование в этом способе централизовано на выделенном процессоре, отбор передаваемого выполняется пороговым обнаружением после полной обработки данных каждого канала, а структурного признака различения истинной и ложной цели способ не содержит.</w:t>
+      </w:r>
+    </w:p>
+    <w:p>
+      <w:pPr>
+        <w:jc w:val="both"/>
+      </w:pPr>
+      <w:r>
+        <w:t>Известны системы распределённой обработки сигналов антенных решёток на вычислительном кластере графических процессоров /12, 13/, в которых устройство первичной обработки на программируемой логике переставляет потоки так, что коммутируемая сеть доставляет каждому узлу кластера данные всех приёмных каналов в своей полосе частот, а приём в память узла ведут прямой записью в заранее размеченный кольцевой буфер, минуя копирование средствами операционной системы. Указанные решения относятся к организации приёма и раздачи данных: состав передаваемого задан заранее и от содержания наблюдаемой обстановки не зависит; задача распознавания истинной цели в них не ставится, признака причинностного различения такие системы не содержат.</w:t>
+      </w:r>
+    </w:p>
+    <w:p>
+      <w:pPr>
+        <w:jc w:val="both"/>
+      </w:pPr>
+      <w:r>
         <w:t xml:space="preserve">Таким образом, в известном уровне техники не выявлено способа, который решал бы задачу распознавания истинной цели </w:t>
       </w:r>
       <w:r>
@@ -263,6 +279,14 @@
       </w:pPr>
       <w:r>
         <w:t>Когда число элементов решётки таково, что приём и обработка за один рабочий такт не выполнимы одним приёмным каналом и одним вычислителем, приём ведут N_в приёмными каналами, каждый из которых сопряжён со своим вычислителем и принимает свою подрешётку элементов АФАР. Дальностное преобразование Фурье выполняют N_в параллельными преобразованиями — на каждом вычислителе по своей группе каналов и по всей оси быстрого времени, — после чего данные перераспределяют между вычислителями порциями бинов дальности, совмещая передачу очередной порции с обработкой предыдущей. Угловое преобразование при этом не разделяют: срез «апертура×апертура» на каждом бине дальности формируют целиком на одном вычислителе. Полученные разреженные матрицы токенов сводят на один выделенный вычислитель, где выполняют причинностный арбитраж и уточнение последовательностной нейронной сетью.</w:t>
+      </w:r>
+    </w:p>
+    <w:p>
+      <w:pPr>
+        <w:jc w:val="both"/>
+      </w:pPr>
+      <w:r>
+        <w:t>Вычислители при этом могут быть сгруппированы в узлы, соединённые между собой сетью с прямым доступом к памяти, причём каждый узел принимает свою часть подрешёток собственными приёмными каналами, а перераспределение между узлами ведут по тем же правилам — непрерывными блоками бинов дальности, порциями с совмещением передачи и обработки, по расписанию, заданному до начала такта, и в два прохода, — что и перераспределение между вычислителями одного узла. Сырые принятые данные между узлами не передают. Тем самым число вычислителей и число узлов остаются параметрами способа: порядок действий при переходе от одного узла к их совокупности не изменяется.</w:t>
       </w:r>
     </w:p>
     <w:p>
@@ -1244,6 +1268,58 @@
         <w:rPr>
           <w:b/>
         </w:rPr>
+        <w:t>Кластерное исполнение — вычислители, сгруппированные в узлы.</w:t>
+      </w:r>
+    </w:p>
+    <w:p>
+      <w:pPr>
+        <w:jc w:val="both"/>
+      </w:pPr>
+      <w:r>
+        <w:t xml:space="preserve">Полная апертура может давать поток данных, превышающий пропускную способность приёмных каналов и объём памяти вычислителей одного узла. В этом случае вычислители группируют в узлы, соединённые между собой сетью с прямым доступом к памяти. Каждый узел принимает свою часть подрешёток собственными приёмными каналами и обрабатывает её самостоятельно: дальностное преобразование Фурье 3, группировку бинов дальности в участки, поканальное суммирование и предварительное решение по участку выполняют внутри узла. Разделение потока выполняют </w:t>
+      </w:r>
+      <w:r>
+        <w:rPr>
+          <w:b/>
+        </w:rPr>
+        <w:t>до приёма</w:t>
+      </w:r>
+      <w:r>
+        <w:t xml:space="preserve"> — каждому узлу его подрешётки доставляют по своим волоконным линиям, — поэтому сырые принятые данные между узлами не передают никогда.</w:t>
+      </w:r>
+    </w:p>
+    <w:p>
+      <w:pPr>
+        <w:jc w:val="both"/>
+      </w:pPr>
+      <w:r>
+        <w:t>Перераспределение между узлами ведут по тем же правилам, что и перераспределение между вычислителями одного узла: непрерывными блоками бинов дальности, порциями с совмещением передачи очередной порции с обработкой предыдущей, по расписанию, заданному до начала такта, и в два прохода — первым проходом суммарные выборки участков, объём которых меньше полного в D раз, вторым проходом полные данные только тех участков, которые отнесены к содержащим отклик. Разреженные матрицы токенов со всех узлов сводят 21 на один выделенный узел, где выполняют причинностный арбитраж 9 и уточнение последовательностной нейронной сетью 10.</w:t>
+      </w:r>
+    </w:p>
+    <w:p>
+      <w:pPr>
+        <w:jc w:val="both"/>
+      </w:pPr>
+      <w:r>
+        <w:t>Именно двухпроходное перераспределение делает такое исполнение осуществимым. Слепой обмен полным объёмом между узлами по объёму сопоставим с полным объёмом такта и на межузловой сети занимает время, несоизмеримое с длительностью рабочего такта; обмен же, сокращённый в D раз первым проходом и ограниченный вторым проходом только участками с откликом, укладывается в такт. То есть на межузловом уровне ограничение объёма обмена является не оптимизацией, а условием осуществимости, тогда как внутри узла оно даёт выигрыш по времени.</w:t>
+      </w:r>
+    </w:p>
+    <w:p>
+      <w:pPr>
+        <w:jc w:val="both"/>
+      </w:pPr>
+      <w:r>
+        <w:t>Расширение системы сводится к добавлению узла с его подрешётками и его приёмными каналами: иерархия «вычислитель — узел — совокупность узлов» обслуживается одним и тем же порядком действий, изменяется только число узлов. Данные приёма при этом могут быть разделены между узлами и по иному признаку — по полосе частот биений, когда каждому узлу доставляют данные всех элементов решётки в своей полосе, чему соответствует своя часть бинов дальности; в этом случае межузловое перераспределение не требуется вовсе, а дальнейший порядок действий не изменяется.</w:t>
+      </w:r>
+    </w:p>
+    <w:p>
+      <w:pPr>
+        <w:jc w:val="both"/>
+      </w:pPr>
+      <w:r>
+        <w:rPr>
+          <w:b/>
+        </w:rPr>
         <w:t>Блочная раскладка углового преобразования (фиг. 6).</w:t>
       </w:r>
     </w:p>
@@ -1668,7 +1744,7 @@
         <w:t>14.</w:t>
       </w:r>
       <w:r>
-        <w:t xml:space="preserve"> Способ по п. 1, отличающийся тем, что перед поячеечным угловым преобразованием бины дальности группируют в участки глубиной D и по каждому участку выносят предварительное решение: отсчёты участка складывают по оси дальности поканально, над полученной суммарной выборкой выполняют одно угловое преобразование, результат сворачивают в структурный токен и относят участок к шуму либо к содержащему отклик тем же нейросетевым классификатором-гейтом, причём участок, отнесённый к шуму, дальнейшей обработке не подвергают, а участок, содержащий отклик, обрабатывают поячеечно по всем D бинам дальности, при этом поячеечная обработка является частным случаем участковой при глубине участка, равной единице.</w:t>
+        <w:t xml:space="preserve"> Способ по п. 10, отличающийся тем, что вычислители группируют в узлы, соединённые между собой сетью с прямым доступом к памяти, причём каждый узел принимает свою часть подрешёток элементов активной фазированной антенной решётки собственными приёмными каналами, сырые принятые данные между узлами не передают, а перераспределение между узлами выполняют по тем же правилам, что и перераспределение между вычислителями одного узла, — непрерывными блоками бинов дальности, порциями с совмещением передачи очередной порции с обработкой предыдущей и по расписанию, заданному до начала рабочего такта, — при этом разреженные матрицы токенов всех узлов сводят на один выделенный узел.</w:t>
       </w:r>
     </w:p>
     <w:p>
@@ -1682,7 +1758,7 @@
         <w:t>15.</w:t>
       </w:r>
       <w:r>
-        <w:t xml:space="preserve"> Способ по п. 14, отличающийся тем, что складывание отсчётов участка по оси дальности выполняют как удержание нулевого выхода преобразования Фурье по этой оси, а глубину участка D выбирают наименьшей из ограничения по энергетическому запасу, убывающему с дальностью, и ограничения по разрежённости обстановки, при котором равенство затрат предварительного и поячеечного проходов достигается при глубине, равной корню из отношения числа бинов дальности к числу занятых бинов.</w:t>
+        <w:t xml:space="preserve"> Способ по п. 1, отличающийся тем, что перед поячеечным угловым преобразованием бины дальности группируют в участки глубиной D и по каждому участку выносят предварительное решение: отсчёты участка складывают по оси дальности поканально, над полученной суммарной выборкой выполняют одно угловое преобразование, результат сворачивают в структурный токен и относят участок к шуму либо к содержащему отклик тем же нейросетевым классификатором-гейтом, причём участок, отнесённый к шуму, дальнейшей обработке не подвергают, а участок, содержащий отклик, обрабатывают поячеечно по всем D бинам дальности, при этом поячеечная обработка является частным случаем участковой при глубине участка, равной единице.</w:t>
       </w:r>
     </w:p>
     <w:p>
@@ -1696,7 +1772,7 @@
         <w:t>16.</w:t>
       </w:r>
       <w:r>
-        <w:t xml:space="preserve"> Способ по пп. 10 и 14, отличающийся тем, что складывание отсчётов участка по оси дальности выполняют на том вычислителе, на котором соответствующие каналы приняты, до перераспределения, а перераспределение ведут в два прохода: первым проходом перераспределяют суммарные выборки участков, объём которых меньше полного в D раз, и по собранной полной апертуре суммарной выборки выносят предварительное решение, вторым проходом перераспределяют полные данные только тех участков, которые отнесены к содержащим отклик.</w:t>
+        <w:t xml:space="preserve"> Способ по п. 15, отличающийся тем, что складывание отсчётов участка по оси дальности выполняют как удержание нулевого выхода преобразования Фурье по этой оси, а глубину участка D выбирают наименьшей из ограничения по энергетическому запасу, убывающему с дальностью, и ограничения по разрежённости обстановки, при котором равенство затрат предварительного и поячеечного проходов достигается при глубине, равной корню из отношения числа бинов дальности к числу занятых бинов.</w:t>
       </w:r>
     </w:p>
     <w:p>
@@ -1710,6 +1786,20 @@
         <w:t>17.</w:t>
       </w:r>
       <w:r>
+        <w:t xml:space="preserve"> Способ по пп. 10 и 15, отличающийся тем, что складывание отсчётов участка по оси дальности выполняют на том вычислителе, на котором соответствующие каналы приняты, до перераспределения, а перераспределение ведут в два прохода: первым проходом перераспределяют суммарные выборки участков, объём которых меньше полного в D раз, и по собранной полной апертуре суммарной выборки выносят предварительное решение, вторым проходом перераспределяют полные данные только тех участков, которые отнесены к содержащим отклик.</w:t>
+      </w:r>
+    </w:p>
+    <w:p>
+      <w:pPr>
+        <w:jc w:val="both"/>
+      </w:pPr>
+      <w:r>
+        <w:rPr>
+          <w:b/>
+        </w:rPr>
+        <w:t>18.</w:t>
+      </w:r>
+      <w:r>
         <w:t xml:space="preserve"> Способ распознавания истинной цели на фоне самоприкрывающей ретрансляционной помехи и целеуказания в моностатической радиолокационной станции с активной фазированной антенной решёткой (АФАР), </w:t>
       </w:r>
       <w:r>
@@ -1730,10 +1820,10 @@
         <w:rPr>
           <w:b/>
         </w:rPr>
-        <w:t>18.</w:t>
-      </w:r>
-      <w:r>
-        <w:t xml:space="preserve"> Способ по п. 17, отличающийся тем, что признаки, обобщённые на объём, включают долю энергии главного лепестка в окне 3×3×3 и интегральное отношение главного лепестка к боковым при охранной зоне 5×5×5, а трёхмерное пороговое обнаружение выполняют посредством CFAR порядковой статистики по объёму, причём формируемый токен совпадает с токеном, получаемым по п. 1 из дальностно-разрешённого линейно-частотно-модулированного тракта, двумерная токенизация по п. 1 является частным случаем объёмной при глубине участка, равной единице, а трёхмерное преобразование Фурье по третьей оси участка удерживает все свои выходы, тогда как складывание по п. 15 удерживает нулевой выход того же преобразования.</w:t>
+        <w:t>19.</w:t>
+      </w:r>
+      <w:r>
+        <w:t xml:space="preserve"> Способ по п. 18, отличающийся тем, что признаки, обобщённые на объём, включают долю энергии главного лепестка в окне 3×3×3 и интегральное отношение главного лепестка к боковым при охранной зоне 5×5×5, а трёхмерное пороговое обнаружение выполняют посредством CFAR порядковой статистики по объёму, причём формируемый токен совпадает с токеном, получаемым по п. 1 из дальностно-разрешённого линейно-частотно-модулированного тракта, двумерная токенизация по п. 1 является частным случаем объёмной при глубине участка, равной единице, а трёхмерное преобразование Фурье по третьей оси участка удерживает все свои выходы, тогда как складывание по п. 16 удерживает нулевой выход того же преобразования.</w:t>
       </w:r>
     </w:p>
     <w:p>
@@ -1744,10 +1834,10 @@
         <w:rPr>
           <w:b/>
         </w:rPr>
-        <w:t>19.</w:t>
-      </w:r>
-      <w:r>
-        <w:t xml:space="preserve"> Способ по п. 17, отличающийся тем, что при сплошном проходе участками уменьшенной глубины тонкий добор не выполняют, участок, в котором отклик отсутствовал в предыдущем такте, пропускают, а участок, в котором отклик отсутствовал продолжительное время, обрабатывают участком увеличенной глубины.</w:t>
+        <w:t>20.</w:t>
+      </w:r>
+      <w:r>
+        <w:t xml:space="preserve"> Способ по п. 18, отличающийся тем, что при сплошном проходе участками уменьшенной глубины тонкий добор не выполняют, участок, в котором отклик отсутствовал в предыдущем такте, пропускают, а участок, в котором отклик отсутствовал продолжительное время, обрабатывают участком увеличенной глубины.</w:t>
       </w:r>
     </w:p>
     <w:p>
@@ -1836,6 +1926,30 @@
       </w:pPr>
       <w:r>
         <w:t>Bailey D. H. FFTs in external or hierarchical memory // The Journal of Supercomputing. 1990. Vol. 4, № 1. P. 23–35.</w:t>
+      </w:r>
+    </w:p>
+    <w:p>
+      <w:pPr>
+        <w:pStyle w:val="ListNumber"/>
+      </w:pPr>
+      <w:r>
+        <w:t>US 10627480 B2 — распределённая обработка радиолокационного сигнала в каскадной радиолокационной системе (Texas Instruments, приоритет 17.07.2014).</w:t>
+      </w:r>
+    </w:p>
+    <w:p>
+      <w:pPr>
+        <w:pStyle w:val="ListNumber"/>
+      </w:pPr>
+      <w:r>
+        <w:t>Denman N. et al. A GPU-based Correlator X-engine Implemented on the CHIME Pathfinder // arXiv:1503.06202. 2015; Bandura K. et al. A GPU-based Correlator X-engine / CHIME Pathfinder Correlator // arXiv:1503.06189. 2015.</w:t>
+      </w:r>
+    </w:p>
+    <w:p>
+      <w:pPr>
+        <w:pStyle w:val="ListNumber"/>
+      </w:pPr>
+      <w:r>
+        <w:t>Niu C. et al. The Tianlai Dish Array Correlator System // arXiv:2406.19013. 2024.</w:t>
       </w:r>
     </w:p>
     <w:p>
@@ -1972,7 +2086,7 @@
         <w:jc w:val="both"/>
       </w:pPr>
       <w:r>
-        <w:t>Достигается повышение достоверности распознавания истинной цели в обстановке самоприкрытия, где известные способы неработоспособны, и снижение вычислительных затрат: полный объём данных заменяется разреженной матрицей токенов, грубый проход крупным участком обходится в разы дешевле сплошной мелкой обработки, точность восстанавливается тонким добором лишь на нескольких адресах, а распределение приёма и обработки по нескольким вычислителям с конвейерным совмещением передачи и счёта позволяет уложить такт в отведённое время при апертуре произвольного размера. 17 з.п. ф-лы, 7 ил.</w:t>
+        <w:t>Достигается повышение достоверности распознавания истинной цели в обстановке самоприкрытия, где известные способы неработоспособны, и снижение вычислительных затрат: полный объём данных заменяется разреженной матрицей токенов, грубый проход крупным участком обходится в разы дешевле сплошной мелкой обработки, точность восстанавливается тонким добором лишь на нескольких адресах, а распределение приёма и обработки по нескольким вычислителям с конвейерным совмещением передачи и счёта позволяет уложить такт в отведённое время при апертуре произвольного размера. 18 з.п. ф-лы, 7 ил.</w:t>
       </w:r>
     </w:p>
     <w:sectPr>
